--- a/熊猫成仙，从青竹山开始/第一卷 龙蛇起陆/第028章 这七根桩是谁锯的.docx
+++ b/熊猫成仙，从青竹山开始/第一卷 龙蛇起陆/第028章 这七根桩是谁锯的.docx
@@ -187,7 +187,7 @@
           <w:sz w:val="27"/>
           <w:szCs w:val="27"/>
         </w:rPr>
-        <w:t xml:space="preserve">摸了很久。</w:t>
+        <w:t xml:space="preserve">摸了三遍。</w:t>
       </w:r>
     </w:p>
     <w:p>
@@ -1195,6 +1195,34 @@
           <w:sz w:val="27"/>
           <w:szCs w:val="27"/>
         </w:rPr>
+        <w:t xml:space="preserve">箭杆、笛子、帘子、筏子。上辈子他见过这条链子，从地里出来的一根竹子，变成筷子、牙签、凉席，装船出去，价钱翻十几倍。种竹子的拿一成，卖竹子的拿九成。</w:t>
+      </w:r>
+    </w:p>
+    <w:p>
+      <w:pPr>
+        <w:spacing w:line="468" w:lineRule="auto" w:after="149"/>
+        <w:ind w:firstLineChars="200" w:firstLine="540"/>
+      </w:pPr>
+      <w:r>
+        <w:rPr>
+          <w:rFonts w:ascii="Times New Roman" w:hAnsi="Times New Roman" w:eastAsia="宋体" w:cs="Times New Roman"/>
+          <w:sz w:val="27"/>
+          <w:szCs w:val="27"/>
+        </w:rPr>
+        <w:t xml:space="preserve">那会儿他站在拿一成的那一头。现在他站在山这一头。</w:t>
+      </w:r>
+    </w:p>
+    <w:p>
+      <w:pPr>
+        <w:spacing w:line="468" w:lineRule="auto" w:after="149"/>
+        <w:ind w:firstLineChars="200" w:firstLine="540"/>
+      </w:pPr>
+      <w:r>
+        <w:rPr>
+          <w:rFonts w:ascii="Times New Roman" w:hAnsi="Times New Roman" w:eastAsia="宋体" w:cs="Times New Roman"/>
+          <w:sz w:val="27"/>
+          <w:szCs w:val="27"/>
+        </w:rPr>
         <w:t xml:space="preserve">他听得见那个人的脚步。脚步很稳，不紧不慢，走的是下坡，一直走到田埂尽头，上了车。车轮碾在碎石上，声音往镇里去。</w:t>
       </w:r>
     </w:p>
@@ -1237,7 +1265,7 @@
           <w:sz w:val="27"/>
           <w:szCs w:val="27"/>
         </w:rPr>
-        <w:t xml:space="preserve">他没带灯。走到潭边坐下，坐下以后一句话没说，坐了很久。</w:t>
+        <w:t xml:space="preserve">他没带灯。走到潭边坐下，坐下以后一句话没说，坐到身上的汗干了。</w:t>
       </w:r>
     </w:p>
     <w:p>
